--- a/data/niveles/Reportes/Archivo/Reporte_Niveles_Hidrometricos_2026-09-27_0800.docx
+++ b/data/niveles/Reportes/Archivo/Reporte_Niveles_Hidrometricos_2026-09-27_0800.docx
@@ -1033,7 +1033,7 @@
                 <w:b w:val="0"/>
                 <w:sz w:val="13"/>
               </w:rPr>
-              <w:t>34.00</w:t>
+              <w:t>25.34</w:t>
             </w:r>
           </w:p>
         </w:tc>
@@ -1048,7 +1048,7 @@
                 <w:b w:val="0"/>
                 <w:sz w:val="13"/>
               </w:rPr>
-              <w:t>4.35 arriba</w:t>
+              <w:t>4.31 abajo</w:t>
             </w:r>
           </w:p>
         </w:tc>
@@ -1078,7 +1078,7 @@
                 <w:b w:val="0"/>
                 <w:sz w:val="13"/>
               </w:rPr>
-              <w:t>+8.65</w:t>
+              <w:t>-0.01</w:t>
             </w:r>
           </w:p>
         </w:tc>
@@ -1093,7 +1093,7 @@
                 <w:b w:val="0"/>
                 <w:sz w:val="13"/>
               </w:rPr>
-              <w:t>+8.65</w:t>
+              <w:t>-0.01</w:t>
             </w:r>
           </w:p>
         </w:tc>
@@ -1108,7 +1108,7 @@
                 <w:b w:val="0"/>
                 <w:sz w:val="13"/>
               </w:rPr>
-              <w:t>Ascenso acelerado</w:t>
+              <w:t>Estable</w:t>
             </w:r>
           </w:p>
         </w:tc>
@@ -3299,7 +3299,7 @@
                 <w:b w:val="0"/>
                 <w:sz w:val="14"/>
               </w:rPr>
-              <w:t>+8.82</w:t>
+              <w:t>+0.16</w:t>
             </w:r>
           </w:p>
         </w:tc>
@@ -3314,7 +3314,7 @@
                 <w:b w:val="0"/>
                 <w:sz w:val="14"/>
               </w:rPr>
-              <w:t>+8.67</w:t>
+              <w:t>+0.01</w:t>
             </w:r>
           </w:p>
         </w:tc>
@@ -3329,7 +3329,7 @@
                 <w:b w:val="0"/>
                 <w:sz w:val="14"/>
               </w:rPr>
-              <w:t>+8.76</w:t>
+              <w:t>+0.10</w:t>
             </w:r>
           </w:p>
         </w:tc>
@@ -3344,7 +3344,7 @@
                 <w:b w:val="0"/>
                 <w:sz w:val="14"/>
               </w:rPr>
-              <w:t>4.35 arriba</w:t>
+              <w:t>4.31 abajo</w:t>
             </w:r>
           </w:p>
         </w:tc>
@@ -3359,7 +3359,7 @@
                 <w:b w:val="0"/>
                 <w:sz w:val="14"/>
               </w:rPr>
-              <w:t>+2.65</w:t>
+              <w:t>-6.01</w:t>
             </w:r>
           </w:p>
         </w:tc>
